--- a/contract/聖建様_確認事項へのご回答.docx
+++ b/contract/聖建様_確認事項へのご回答.docx
@@ -31,13 +31,13 @@
         </w:tblBorders>
       </w:tblPr>
       <w:tblGrid>
-        <w:gridCol w:w="4600"/>
-        <w:gridCol w:w="4400"/>
+        <w:gridCol w:w="5500"/>
+        <w:gridCol w:w="3500"/>
       </w:tblGrid>
       <w:tr>
         <w:tc>
           <w:tcPr>
-            <w:tcW w:type="dxa" w:w="4600"/>
+            <w:tcW w:type="dxa" w:w="5500"/>
             <w:tcMar>
               <w:top w:type="dxa" w:w="0"/>
               <w:left w:type="dxa" w:w="0"/>
@@ -54,10 +54,10 @@
                 <w:rFonts w:ascii="Meiryo" w:cs="Meiryo" w:eastAsia="Meiryo" w:hAnsi="Meiryo"/>
                 <w:b/>
                 <w:bCs/>
-                <w:sz w:val="26"/>
-                <w:szCs w:val="26"/>
-              </w:rPr>
-              <w:t xml:space="preserve">株式会社聖建　御中</w:t>
+                <w:sz w:val="22"/>
+                <w:szCs w:val="22"/>
+              </w:rPr>
+              <w:t xml:space="preserve">セーケンフィナンシャルグループ株式会社　御中</w:t>
             </w:r>
           </w:p>
           <w:p>
@@ -71,13 +71,13 @@
                 <w:sz w:val="20"/>
                 <w:szCs w:val="20"/>
               </w:rPr>
-              <w:t xml:space="preserve">営業部　津隈 佑己 様</w:t>
+              <w:t xml:space="preserve">取締役副社長　津隈 佑己 様</w:t>
             </w:r>
           </w:p>
         </w:tc>
         <w:tc>
           <w:tcPr>
-            <w:tcW w:type="dxa" w:w="4400"/>
+            <w:tcW w:type="dxa" w:w="3500"/>
             <w:tcMar>
               <w:top w:type="dxa" w:w="0"/>
               <w:left w:type="dxa" w:w="0"/>
@@ -118,7 +118,7 @@
           </w:p>
           <w:p>
             <w:pPr>
-              <w:spacing w:after="20" w:before="0" w:line="300"/>
+              <w:spacing w:after="10" w:before="0" w:line="300"/>
               <w:jc w:val="right"/>
             </w:pPr>
             <w:r>
@@ -128,7 +128,22 @@
                 <w:sz w:val="18"/>
                 <w:szCs w:val="18"/>
               </w:rPr>
-              <w:t xml:space="preserve">〒464-0075　名古屋市千種区内山3-18-10</w:t>
+              <w:t xml:space="preserve">〒464-0075</w:t>
+            </w:r>
+          </w:p>
+          <w:p>
+            <w:pPr>
+              <w:spacing w:after="20" w:before="0" w:line="300"/>
+              <w:jc w:val="right"/>
+            </w:pPr>
+            <w:r>
+              <w:rPr>
+                <w:rFonts w:ascii="Meiryo" w:cs="Meiryo" w:eastAsia="Meiryo" w:hAnsi="Meiryo"/>
+                <w:color w:val="485C63"/>
+                <w:sz w:val="18"/>
+                <w:szCs w:val="18"/>
+              </w:rPr>
+              <w:t xml:space="preserve">名古屋市千種区内山3-18-10</w:t>
             </w:r>
           </w:p>
           <w:p>
@@ -921,7 +936,7 @@
                 <w:sz w:val="21"/>
                 <w:szCs w:val="21"/>
               </w:rPr>
-              <w:t xml:space="preserve">請負契約で制作した場合であっても、</w:t>
+              <w:t xml:space="preserve">請負契約で制作した場合も同様です。</w:t>
             </w:r>
             <w:r>
               <w:rPr>
@@ -931,15 +946,15 @@
                 <w:sz w:val="21"/>
                 <w:szCs w:val="21"/>
               </w:rPr>
-              <w:t xml:space="preserve">契約に定めがなければ著作権は受託者に留まります</w:t>
-            </w:r>
-            <w:r>
-              <w:rPr>
-                <w:rFonts w:ascii="Meiryo" w:cs="Meiryo" w:eastAsia="Meiryo" w:hAnsi="Meiryo"/>
-                <w:sz w:val="21"/>
-                <w:szCs w:val="21"/>
-              </w:rPr>
-              <w:t xml:space="preserve">（著作権法第17条、第61条）。「いつ移転するか」は、契約でどう定めるかの問題となります。そのうえで、弊社からは次の切り分けをご提案いたします。</w:t>
+              <w:t xml:space="preserve">契約で移転を定めないかぎり、著作権は制作した弊社に留まります</w:t>
+            </w:r>
+            <w:r>
+              <w:rPr>
+                <w:rFonts w:ascii="Meiryo" w:cs="Meiryo" w:eastAsia="Meiryo" w:hAnsi="Meiryo"/>
+                <w:sz w:val="21"/>
+                <w:szCs w:val="21"/>
+              </w:rPr>
+              <w:t xml:space="preserve">（著作権法第17条、第61条）。したがって「いつ移転するか」は、契約でどう定めるかの問題となります。そのうえで、弊社からは次の切り分けをご提案いたします。</w:t>
             </w:r>
           </w:p>
         </w:tc>
@@ -1729,7 +1744,7 @@
                 <w:sz w:val="21"/>
                 <w:szCs w:val="21"/>
               </w:rPr>
-              <w:t xml:space="preserve">「何を作るか」を1件ずつ登録した作業一覧と、それを「未着手／作業中／確認待ち／完了」の列に並べたボードです。付箋を貼り替えていくホワイトボードのような画面とお考えください。担当者と期限も表示されます。</w:t>
+              <w:t xml:space="preserve">「何を作るか」を1件ずつ登録した作業一覧と、それを「未着手／作業中／確認待ち／完了」の列に並べたボードです。付箋を貼り替えていくホワイトボードのような画面とお考えください。担当者も表示されます。</w:t>
             </w:r>
           </w:p>
           <w:p>
@@ -1896,15 +1911,15 @@
                 <w:sz w:val="21"/>
                 <w:szCs w:val="21"/>
               </w:rPr>
-              <w:t xml:space="preserve">第三者機関に預託（エスクロー）</w:t>
-            </w:r>
-            <w:r>
-              <w:rPr>
-                <w:rFonts w:ascii="Meiryo" w:cs="Meiryo" w:eastAsia="Meiryo" w:hAnsi="Meiryo"/>
-                <w:sz w:val="21"/>
-                <w:szCs w:val="21"/>
-              </w:rPr>
-              <w:t xml:space="preserve">いたします。一般財団法人ソフトウェア情報センター等の中立的な機関を想定しています。</w:t>
+              <w:t xml:space="preserve">中立的な第三者機関に預託（エスクロー）</w:t>
+            </w:r>
+            <w:r>
+              <w:rPr>
+                <w:rFonts w:ascii="Meiryo" w:cs="Meiryo" w:eastAsia="Meiryo" w:hAnsi="Meiryo"/>
+                <w:sz w:val="21"/>
+                <w:szCs w:val="21"/>
+              </w:rPr>
+              <w:t xml:space="preserve">いたします。預託先は、ご契約後に貴社とご相談のうえ決定いたします。</w:t>
             </w:r>
           </w:p>
           <w:p>
@@ -2877,7 +2892,7 @@
           <w:sz w:val="21"/>
           <w:szCs w:val="21"/>
         </w:rPr>
-        <w:t xml:space="preserve">これらの制御は、法定の学科時間を実質的に満たしたことを記録で示すための中核機能です。詳細は本人確認システム設計書をご参照ください。</w:t>
+        <w:t xml:space="preserve">これらの制御は、法定の学科時間を実質的に満たしたことを記録で示すための中核機能です。</w:t>
       </w:r>
     </w:p>
     <w:p>
@@ -2951,7 +2966,7 @@
           <w:sz w:val="21"/>
           <w:szCs w:val="21"/>
         </w:rPr>
-        <w:t xml:space="preserve">貴社発行の契約書に弊社が署名する形で差し支えございません。</w:t>
+        <w:t xml:space="preserve">本件の契約書につきまして、1点お願いがございます。</w:t>
       </w:r>
     </w:p>
     <w:tbl>
@@ -3017,7 +3032,7 @@
                 <w:sz w:val="21"/>
                 <w:szCs w:val="21"/>
               </w:rPr>
-              <w:t xml:space="preserve">ご発注時に全額を一括でお支払いいただくことを前提に、貴社特別値引き 350,000円を計上しております。</w:t>
+              <w:t xml:space="preserve">ご発注時に全額を一括でお支払いいただくことを前提に、貴社特別値引きを計上しております。</w:t>
             </w:r>
             <w:r>
               <w:rPr>
@@ -3182,7 +3197,7 @@
           <w:sz w:val="21"/>
           <w:szCs w:val="21"/>
         </w:rPr>
-        <w:t xml:space="preserve">事前に作業範囲を貴社へご報告し、ご承諾をいただいたうえで行います</w:t>
+        <w:t xml:space="preserve">協力会社に対し、弊社と同等の秘密保持義務を課します</w:t>
       </w:r>
     </w:p>
     <w:p>
@@ -3197,24 +3212,6 @@
       <w:r>
         <w:rPr>
           <w:rFonts w:ascii="Meiryo" w:cs="Meiryo" w:eastAsia="Meiryo" w:hAnsi="Meiryo"/>
-          <w:sz w:val="21"/>
-          <w:szCs w:val="21"/>
-        </w:rPr>
-        <w:t xml:space="preserve">協力会社に対し、弊社と同等の秘密保持義務を課します</w:t>
-      </w:r>
-    </w:p>
-    <w:p>
-      <w:pPr>
-        <w:pStyle w:val="ListParagraph"/>
-        <w:numPr>
-          <w:ilvl w:val="0"/>
-          <w:numId w:val="2"/>
-        </w:numPr>
-        <w:spacing w:after="70" w:line="300"/>
-      </w:pPr>
-      <w:r>
-        <w:rPr>
-          <w:rFonts w:ascii="Meiryo" w:cs="Meiryo" w:eastAsia="Meiryo" w:hAnsi="Meiryo"/>
           <w:b/>
           <w:bCs/>
           <w:sz w:val="21"/>
@@ -3241,7 +3238,7 @@
           <w:sz w:val="21"/>
           <w:szCs w:val="21"/>
         </w:rPr>
-        <w:t xml:space="preserve">契約書に再委託の禁止条項を設けられる場合は、上記のような「事前の書面による承諾を得た場合はこの限りでない」旨を併記いただけますと幸いです。</w:t>
+        <w:t xml:space="preserve">契約書に再委託の禁止条項を設けられる場合は、「事前の書面による承諾を得た場合はこの限りでない」旨を併記いただけますと幸いです。</w:t>
       </w:r>
     </w:p>
     <w:p>

--- a/contract/聖建様_確認事項へのご回答.docx
+++ b/contract/聖建様_確認事項へのご回答.docx
@@ -54,10 +54,10 @@
                 <w:rFonts w:ascii="Meiryo" w:cs="Meiryo" w:eastAsia="Meiryo" w:hAnsi="Meiryo"/>
                 <w:b/>
                 <w:bCs/>
-                <w:sz w:val="22"/>
-                <w:szCs w:val="22"/>
-              </w:rPr>
-              <w:t xml:space="preserve">セーケンフィナンシャルグループ株式会社　御中</w:t>
+                <w:sz w:val="26"/>
+                <w:szCs w:val="26"/>
+              </w:rPr>
+              <w:t xml:space="preserve">株式会社聖建　御中</w:t>
             </w:r>
           </w:p>
           <w:p>
@@ -71,7 +71,7 @@
                 <w:sz w:val="20"/>
                 <w:szCs w:val="20"/>
               </w:rPr>
-              <w:t xml:space="preserve">取締役副社長　津隈 佑己 様</w:t>
+              <w:t xml:space="preserve">津隈 佑己 様</w:t>
             </w:r>
           </w:p>
         </w:tc>
@@ -3059,6 +3059,19 @@
         </w:tc>
       </w:tr>
     </w:tbl>
+    <w:p>
+      <w:pPr>
+        <w:spacing w:after="120" w:before="140" w:line="300"/>
+      </w:pPr>
+      <w:r>
+        <w:rPr>
+          <w:rFonts w:ascii="Meiryo" w:cs="Meiryo" w:eastAsia="Meiryo" w:hAnsi="Meiryo"/>
+          <w:sz w:val="21"/>
+          <w:szCs w:val="21"/>
+        </w:rPr>
+        <w:t xml:space="preserve">なお、ご契約の当事者は株式会社聖建様との認識でおります。相違がございましたら、お手数ですがお知らせください。</w:t>
+      </w:r>
+    </w:p>
     <w:p>
       <w:pPr>
         <w:pStyle w:val="Heading2"/>
